--- a/az/wisdom-stories/woman-and-the-mirror.docx
+++ b/az/wisdom-stories/woman-and-the-mirror.docx
@@ -185,7 +185,7 @@
           <w:bCs/>
           <w:lang/>
         </w:rPr>
-        <w:t>İbrət: Hər vəziyyəti dəyişə bilməsək də, ona necə yanaşacağımızı seçə bilərik. Bəzən bir az yumor və fərqli baxış çətin günü yüngülləşdirir.</w:t>
+        <w:t>İbrət: Hər vəziyyəti dəyişdirə bilməsək də, ona necə yanaşacağımızı seçə bilərik. Bəzən bir az yumor və fərqli baxış çətin günü yüngülləşdirir.</w:t>
       </w:r>
     </w:p>
     <w:p>
